--- a/data/official/Certificate.docx
+++ b/data/official/Certificate.docx
@@ -1,6 +1,6 @@
 
 <file path=word/document.xml><?xml version="1.0" encoding="utf-8"?>
-<w:document xmlns:wpc="http://schemas.microsoft.com/office/word/2010/wordprocessingCanvas" xmlns:mc="http://schemas.openxmlformats.org/markup-compatibility/2006" xmlns:o="urn:schemas-microsoft-com:office:office" xmlns:r="http://schemas.openxmlformats.org/officeDocument/2006/relationships" xmlns:m="http://schemas.openxmlformats.org/officeDocument/2006/math" xmlns:v="urn:schemas-microsoft-com:vml" xmlns:wp14="http://schemas.microsoft.com/office/word/2010/wordprocessingDrawing" xmlns:wp="http://schemas.openxmlformats.org/drawingml/2006/wordprocessingDrawing" xmlns:w10="urn:schemas-microsoft-com:office:word" xmlns:w="http://schemas.openxmlformats.org/wordprocessingml/2006/main" xmlns:w14="http://schemas.microsoft.com/office/word/2010/wordml" xmlns:w15="http://schemas.microsoft.com/office/word/2012/wordml" xmlns:wpg="http://schemas.microsoft.com/office/word/2010/wordprocessingGroup" xmlns:wpi="http://schemas.microsoft.com/office/word/2010/wordprocessingInk" xmlns:wne="http://schemas.microsoft.com/office/word/2006/wordml" xmlns:wps="http://schemas.microsoft.com/office/word/2010/wordprocessingShape" mc:Ignorable="w14 w15 wp14">
+<w:document xmlns:wpc="http://schemas.microsoft.com/office/word/2010/wordprocessingCanvas" xmlns:cx="http://schemas.microsoft.com/office/drawing/2014/chartex" xmlns:cx1="http://schemas.microsoft.com/office/drawing/2015/9/8/chartex" xmlns:cx2="http://schemas.microsoft.com/office/drawing/2015/10/21/chartex" xmlns:cx3="http://schemas.microsoft.com/office/drawing/2016/5/9/chartex" xmlns:cx4="http://schemas.microsoft.com/office/drawing/2016/5/10/chartex" xmlns:cx5="http://schemas.microsoft.com/office/drawing/2016/5/11/chartex" xmlns:cx6="http://schemas.microsoft.com/office/drawing/2016/5/12/chartex" xmlns:cx7="http://schemas.microsoft.com/office/drawing/2016/5/13/chartex" xmlns:cx8="http://schemas.microsoft.com/office/drawing/2016/5/14/chartex" xmlns:mc="http://schemas.openxmlformats.org/markup-compatibility/2006" xmlns:aink="http://schemas.microsoft.com/office/drawing/2016/ink" xmlns:am3d="http://schemas.microsoft.com/office/drawing/2017/model3d" xmlns:o="urn:schemas-microsoft-com:office:office" xmlns:oel="http://schemas.microsoft.com/office/2019/extlst" xmlns:r="http://schemas.openxmlformats.org/officeDocument/2006/relationships" xmlns:m="http://schemas.openxmlformats.org/officeDocument/2006/math" xmlns:v="urn:schemas-microsoft-com:vml" xmlns:wp14="http://schemas.microsoft.com/office/word/2010/wordprocessingDrawing" xmlns:wp="http://schemas.openxmlformats.org/drawingml/2006/wordprocessingDrawing" xmlns:w10="urn:schemas-microsoft-com:office:word" xmlns:w="http://schemas.openxmlformats.org/wordprocessingml/2006/main" xmlns:w14="http://schemas.microsoft.com/office/word/2010/wordml" xmlns:w15="http://schemas.microsoft.com/office/word/2012/wordml" xmlns:w16cex="http://schemas.microsoft.com/office/word/2018/wordml/cex" xmlns:w16cid="http://schemas.microsoft.com/office/word/2016/wordml/cid" xmlns:w16="http://schemas.microsoft.com/office/word/2018/wordml" xmlns:w16du="http://schemas.microsoft.com/office/word/2023/wordml/word16du" xmlns:w16sdtdh="http://schemas.microsoft.com/office/word/2020/wordml/sdtdatahash" xmlns:w16sdtfl="http://schemas.microsoft.com/office/word/2024/wordml/sdtformatlock" xmlns:w16se="http://schemas.microsoft.com/office/word/2015/wordml/symex" xmlns:wpg="http://schemas.microsoft.com/office/word/2010/wordprocessingGroup" xmlns:wpi="http://schemas.microsoft.com/office/word/2010/wordprocessingInk" xmlns:wne="http://schemas.microsoft.com/office/word/2006/wordml" xmlns:wps="http://schemas.microsoft.com/office/word/2010/wordprocessingShape" mc:Ignorable="w14 w15 w16se w16cid w16 w16cex w16sdtdh w16sdtfl w16du wp14">
   <w:body>
     <w:p>
       <w:pPr>
@@ -43,49 +43,47 @@
           <w:b/>
           <w:bCs/>
         </w:rPr>
-        <w:t xml:space="preserve">K. R. </w:t>
-      </w:r>
-      <w:proofErr w:type="spellStart"/>
-      <w:r>
-        <w:rPr>
-          <w:b/>
-          <w:bCs/>
-        </w:rPr>
-        <w:t>Mangalam</w:t>
-      </w:r>
-      <w:proofErr w:type="spellEnd"/>
-      <w:r>
-        <w:rPr>
-          <w:b/>
-          <w:bCs/>
-        </w:rPr>
-        <w:t xml:space="preserve"> University.</w:t>
-      </w:r>
-    </w:p>
-    <w:p>
-      <w:r>
-        <w:rPr>
-          <w:b/>
-          <w:bCs/>
-        </w:rPr>
-        <w:t>Title of the Project</w:t>
-      </w:r>
-      <w:proofErr w:type="gramStart"/>
-      <w:r>
-        <w:rPr>
-          <w:b/>
-          <w:bCs/>
-        </w:rPr>
-        <w:t>:“</w:t>
-      </w:r>
-      <w:proofErr w:type="gramEnd"/>
+        <w:t>K. R. Mangalam University.</w:t>
+      </w:r>
+    </w:p>
+    <w:p>
+      <w:r>
+        <w:rPr>
+          <w:b/>
+          <w:bCs/>
+        </w:rPr>
+        <w:t>Title of the Project:</w:t>
+      </w:r>
+      <w:r>
+        <w:rPr>
+          <w:b/>
+          <w:bCs/>
+        </w:rPr>
+        <w:t xml:space="preserve"> </w:t>
+      </w:r>
       <w:r>
         <w:rPr>
           <w:b/>
           <w:bCs/>
           <w:highlight w:val="yellow"/>
         </w:rPr>
-        <w:t>[Project Title / Problem Statement]”</w:t>
+        <w:t>“</w:t>
+      </w:r>
+      <w:r>
+        <w:rPr>
+          <w:b/>
+          <w:bCs/>
+          <w:highlight w:val="yellow"/>
+        </w:rPr>
+        <w:t>University Fleet Optimization System</w:t>
+      </w:r>
+      <w:r>
+        <w:rPr>
+          <w:b/>
+          <w:bCs/>
+          <w:highlight w:val="yellow"/>
+        </w:rPr>
+        <w:t>”</w:t>
       </w:r>
     </w:p>
     <w:p>
@@ -108,7 +106,7 @@
           <w:b/>
           <w:bCs/>
         </w:rPr>
-        <w:t>[e.g., Campus Automation, Energy Efficiency, Waste Management, Student Services, etc.]</w:t>
+        <w:t>Campus Automation</w:t>
       </w:r>
     </w:p>
     <w:p>
@@ -138,10 +136,13 @@
           <w:b/>
           <w:bCs/>
         </w:rPr>
-        <w:t>[Full Name]</w:t>
-      </w:r>
-      <w:r>
-        <w:t xml:space="preserve"> – Roll No: [XXXXXX]</w:t>
+        <w:t>Naman Katewa</w:t>
+      </w:r>
+      <w:r>
+        <w:t xml:space="preserve"> – Roll No: </w:t>
+      </w:r>
+      <w:r>
+        <w:t>2401830002</w:t>
       </w:r>
     </w:p>
     <w:p>
@@ -156,10 +157,85 @@
           <w:b/>
           <w:bCs/>
         </w:rPr>
-        <w:t>[Full Name]</w:t>
-      </w:r>
-      <w:r>
-        <w:t xml:space="preserve"> – Roll No: [XXXXXX]</w:t>
+        <w:t>Sneha Yadav</w:t>
+      </w:r>
+      <w:r>
+        <w:t xml:space="preserve"> – Roll No: </w:t>
+      </w:r>
+      <w:r>
+        <w:t>2401840003</w:t>
+      </w:r>
+    </w:p>
+    <w:p>
+      <w:pPr>
+        <w:numPr>
+          <w:ilvl w:val="0"/>
+          <w:numId w:val="1"/>
+        </w:numPr>
+      </w:pPr>
+      <w:r>
+        <w:rPr>
+          <w:b/>
+          <w:bCs/>
+        </w:rPr>
+        <w:t>Akshaya Tanwar</w:t>
+      </w:r>
+      <w:r>
+        <w:t xml:space="preserve"> – Roll No: </w:t>
+      </w:r>
+      <w:r>
+        <w:t>240184000</w:t>
+      </w:r>
+      <w:r>
+        <w:t>6</w:t>
+      </w:r>
+    </w:p>
+    <w:p>
+      <w:pPr>
+        <w:numPr>
+          <w:ilvl w:val="0"/>
+          <w:numId w:val="1"/>
+        </w:numPr>
+      </w:pPr>
+      <w:r>
+        <w:rPr>
+          <w:b/>
+          <w:bCs/>
+        </w:rPr>
+        <w:t>Nikita Saharan</w:t>
+      </w:r>
+      <w:r>
+        <w:t xml:space="preserve"> – Roll No: </w:t>
+      </w:r>
+      <w:r>
+        <w:t>240184000</w:t>
+      </w:r>
+      <w:r>
+        <w:t>8</w:t>
+      </w:r>
+    </w:p>
+    <w:p>
+      <w:pPr>
+        <w:numPr>
+          <w:ilvl w:val="0"/>
+          <w:numId w:val="1"/>
+        </w:numPr>
+      </w:pPr>
+      <w:r>
+        <w:rPr>
+          <w:b/>
+          <w:bCs/>
+        </w:rPr>
+        <w:t>Kartikeya Drall</w:t>
+      </w:r>
+      <w:r>
+        <w:t xml:space="preserve"> – Roll No: </w:t>
+      </w:r>
+      <w:r>
+        <w:t>2401</w:t>
+      </w:r>
+      <w:r>
+        <w:t>720014</w:t>
       </w:r>
     </w:p>
     <w:p>
@@ -249,17 +325,7 @@
           <w:bCs/>
           <w:highlight w:val="yellow"/>
         </w:rPr>
-        <w:t xml:space="preserve">Project Evaluation </w:t>
-      </w:r>
-      <w:bookmarkStart w:id="0" w:name="_GoBack"/>
-      <w:bookmarkEnd w:id="0"/>
-      <w:r>
-        <w:rPr>
-          <w:b/>
-          <w:bCs/>
-          <w:highlight w:val="yellow"/>
-        </w:rPr>
-        <w:t>Committee (to be signed during presentation)</w:t>
+        <w:t>Project Evaluation Committee (to be signed during presentation)</w:t>
       </w:r>
     </w:p>
     <w:p>
@@ -277,32 +343,19 @@
         <w:t>Date:</w:t>
       </w:r>
       <w:r>
-        <w:t xml:space="preserve"> [DD/MM/YYYY]</w:t>
-      </w:r>
-    </w:p>
-    <w:p>
-      <w:r>
-        <w:rPr>
-          <w:b/>
-          <w:bCs/>
-        </w:rPr>
-        <w:t xml:space="preserve">K. R. </w:t>
-      </w:r>
-      <w:proofErr w:type="spellStart"/>
-      <w:r>
-        <w:rPr>
-          <w:b/>
-          <w:bCs/>
-        </w:rPr>
-        <w:t>Mangalam</w:t>
-      </w:r>
-      <w:proofErr w:type="spellEnd"/>
-      <w:r>
-        <w:rPr>
-          <w:b/>
-          <w:bCs/>
-        </w:rPr>
-        <w:t xml:space="preserve"> University</w:t>
+        <w:t xml:space="preserve"> </w:t>
+      </w:r>
+      <w:r>
+        <w:t>31/01/2026</w:t>
+      </w:r>
+    </w:p>
+    <w:p>
+      <w:r>
+        <w:rPr>
+          <w:b/>
+          <w:bCs/>
+        </w:rPr>
+        <w:t>K. R. Mangalam University</w:t>
       </w:r>
       <w:r>
         <w:br/>
@@ -321,7 +374,7 @@
 </file>
 
 <file path=word/endnotes.xml><?xml version="1.0" encoding="utf-8"?>
-<w:endnotes xmlns:wpc="http://schemas.microsoft.com/office/word/2010/wordprocessingCanvas" xmlns:mc="http://schemas.openxmlformats.org/markup-compatibility/2006" xmlns:o="urn:schemas-microsoft-com:office:office" xmlns:r="http://schemas.openxmlformats.org/officeDocument/2006/relationships" xmlns:m="http://schemas.openxmlformats.org/officeDocument/2006/math" xmlns:v="urn:schemas-microsoft-com:vml" xmlns:wp14="http://schemas.microsoft.com/office/word/2010/wordprocessingDrawing" xmlns:wp="http://schemas.openxmlformats.org/drawingml/2006/wordprocessingDrawing" xmlns:w10="urn:schemas-microsoft-com:office:word" xmlns:w="http://schemas.openxmlformats.org/wordprocessingml/2006/main" xmlns:w14="http://schemas.microsoft.com/office/word/2010/wordml" xmlns:w15="http://schemas.microsoft.com/office/word/2012/wordml" xmlns:wpg="http://schemas.microsoft.com/office/word/2010/wordprocessingGroup" xmlns:wpi="http://schemas.microsoft.com/office/word/2010/wordprocessingInk" xmlns:wne="http://schemas.microsoft.com/office/word/2006/wordml" xmlns:wps="http://schemas.microsoft.com/office/word/2010/wordprocessingShape" mc:Ignorable="w14 w15 wp14">
+<w:endnotes xmlns:wpc="http://schemas.microsoft.com/office/word/2010/wordprocessingCanvas" xmlns:cx="http://schemas.microsoft.com/office/drawing/2014/chartex" xmlns:cx1="http://schemas.microsoft.com/office/drawing/2015/9/8/chartex" xmlns:cx2="http://schemas.microsoft.com/office/drawing/2015/10/21/chartex" xmlns:cx3="http://schemas.microsoft.com/office/drawing/2016/5/9/chartex" xmlns:cx4="http://schemas.microsoft.com/office/drawing/2016/5/10/chartex" xmlns:cx5="http://schemas.microsoft.com/office/drawing/2016/5/11/chartex" xmlns:cx6="http://schemas.microsoft.com/office/drawing/2016/5/12/chartex" xmlns:cx7="http://schemas.microsoft.com/office/drawing/2016/5/13/chartex" xmlns:cx8="http://schemas.microsoft.com/office/drawing/2016/5/14/chartex" xmlns:mc="http://schemas.openxmlformats.org/markup-compatibility/2006" xmlns:aink="http://schemas.microsoft.com/office/drawing/2016/ink" xmlns:am3d="http://schemas.microsoft.com/office/drawing/2017/model3d" xmlns:o="urn:schemas-microsoft-com:office:office" xmlns:oel="http://schemas.microsoft.com/office/2019/extlst" xmlns:r="http://schemas.openxmlformats.org/officeDocument/2006/relationships" xmlns:m="http://schemas.openxmlformats.org/officeDocument/2006/math" xmlns:v="urn:schemas-microsoft-com:vml" xmlns:wp14="http://schemas.microsoft.com/office/word/2010/wordprocessingDrawing" xmlns:wp="http://schemas.openxmlformats.org/drawingml/2006/wordprocessingDrawing" xmlns:w10="urn:schemas-microsoft-com:office:word" xmlns:w="http://schemas.openxmlformats.org/wordprocessingml/2006/main" xmlns:w14="http://schemas.microsoft.com/office/word/2010/wordml" xmlns:w15="http://schemas.microsoft.com/office/word/2012/wordml" xmlns:w16cex="http://schemas.microsoft.com/office/word/2018/wordml/cex" xmlns:w16cid="http://schemas.microsoft.com/office/word/2016/wordml/cid" xmlns:w16="http://schemas.microsoft.com/office/word/2018/wordml" xmlns:w16du="http://schemas.microsoft.com/office/word/2023/wordml/word16du" xmlns:w16sdtdh="http://schemas.microsoft.com/office/word/2020/wordml/sdtdatahash" xmlns:w16sdtfl="http://schemas.microsoft.com/office/word/2024/wordml/sdtformatlock" xmlns:w16se="http://schemas.microsoft.com/office/word/2015/wordml/symex" xmlns:wpg="http://schemas.microsoft.com/office/word/2010/wordprocessingGroup" xmlns:wpi="http://schemas.microsoft.com/office/word/2010/wordprocessingInk" xmlns:wne="http://schemas.microsoft.com/office/word/2006/wordml" xmlns:wps="http://schemas.microsoft.com/office/word/2010/wordprocessingShape" mc:Ignorable="w14 w15 w16se w16cid w16 w16cex w16sdtdh w16sdtfl w16du wp14">
   <w:endnote w:type="separator" w:id="-1">
     <w:p>
       <w:pPr>
@@ -346,7 +399,7 @@
 </file>
 
 <file path=word/footnotes.xml><?xml version="1.0" encoding="utf-8"?>
-<w:footnotes xmlns:wpc="http://schemas.microsoft.com/office/word/2010/wordprocessingCanvas" xmlns:mc="http://schemas.openxmlformats.org/markup-compatibility/2006" xmlns:o="urn:schemas-microsoft-com:office:office" xmlns:r="http://schemas.openxmlformats.org/officeDocument/2006/relationships" xmlns:m="http://schemas.openxmlformats.org/officeDocument/2006/math" xmlns:v="urn:schemas-microsoft-com:vml" xmlns:wp14="http://schemas.microsoft.com/office/word/2010/wordprocessingDrawing" xmlns:wp="http://schemas.openxmlformats.org/drawingml/2006/wordprocessingDrawing" xmlns:w10="urn:schemas-microsoft-com:office:word" xmlns:w="http://schemas.openxmlformats.org/wordprocessingml/2006/main" xmlns:w14="http://schemas.microsoft.com/office/word/2010/wordml" xmlns:w15="http://schemas.microsoft.com/office/word/2012/wordml" xmlns:wpg="http://schemas.microsoft.com/office/word/2010/wordprocessingGroup" xmlns:wpi="http://schemas.microsoft.com/office/word/2010/wordprocessingInk" xmlns:wne="http://schemas.microsoft.com/office/word/2006/wordml" xmlns:wps="http://schemas.microsoft.com/office/word/2010/wordprocessingShape" mc:Ignorable="w14 w15 wp14">
+<w:footnotes xmlns:wpc="http://schemas.microsoft.com/office/word/2010/wordprocessingCanvas" xmlns:cx="http://schemas.microsoft.com/office/drawing/2014/chartex" xmlns:cx1="http://schemas.microsoft.com/office/drawing/2015/9/8/chartex" xmlns:cx2="http://schemas.microsoft.com/office/drawing/2015/10/21/chartex" xmlns:cx3="http://schemas.microsoft.com/office/drawing/2016/5/9/chartex" xmlns:cx4="http://schemas.microsoft.com/office/drawing/2016/5/10/chartex" xmlns:cx5="http://schemas.microsoft.com/office/drawing/2016/5/11/chartex" xmlns:cx6="http://schemas.microsoft.com/office/drawing/2016/5/12/chartex" xmlns:cx7="http://schemas.microsoft.com/office/drawing/2016/5/13/chartex" xmlns:cx8="http://schemas.microsoft.com/office/drawing/2016/5/14/chartex" xmlns:mc="http://schemas.openxmlformats.org/markup-compatibility/2006" xmlns:aink="http://schemas.microsoft.com/office/drawing/2016/ink" xmlns:am3d="http://schemas.microsoft.com/office/drawing/2017/model3d" xmlns:o="urn:schemas-microsoft-com:office:office" xmlns:oel="http://schemas.microsoft.com/office/2019/extlst" xmlns:r="http://schemas.openxmlformats.org/officeDocument/2006/relationships" xmlns:m="http://schemas.openxmlformats.org/officeDocument/2006/math" xmlns:v="urn:schemas-microsoft-com:vml" xmlns:wp14="http://schemas.microsoft.com/office/word/2010/wordprocessingDrawing" xmlns:wp="http://schemas.openxmlformats.org/drawingml/2006/wordprocessingDrawing" xmlns:w10="urn:schemas-microsoft-com:office:word" xmlns:w="http://schemas.openxmlformats.org/wordprocessingml/2006/main" xmlns:w14="http://schemas.microsoft.com/office/word/2010/wordml" xmlns:w15="http://schemas.microsoft.com/office/word/2012/wordml" xmlns:w16cex="http://schemas.microsoft.com/office/word/2018/wordml/cex" xmlns:w16cid="http://schemas.microsoft.com/office/word/2016/wordml/cid" xmlns:w16="http://schemas.microsoft.com/office/word/2018/wordml" xmlns:w16du="http://schemas.microsoft.com/office/word/2023/wordml/word16du" xmlns:w16sdtdh="http://schemas.microsoft.com/office/word/2020/wordml/sdtdatahash" xmlns:w16sdtfl="http://schemas.microsoft.com/office/word/2024/wordml/sdtformatlock" xmlns:w16se="http://schemas.microsoft.com/office/word/2015/wordml/symex" xmlns:wpg="http://schemas.microsoft.com/office/word/2010/wordprocessingGroup" xmlns:wpi="http://schemas.microsoft.com/office/word/2010/wordprocessingInk" xmlns:wne="http://schemas.microsoft.com/office/word/2006/wordml" xmlns:wps="http://schemas.microsoft.com/office/word/2010/wordprocessingShape" mc:Ignorable="w14 w15 w16se w16cid w16 w16cex w16sdtdh w16sdtfl w16du wp14">
   <w:footnote w:type="separator" w:id="-1">
     <w:p>
       <w:pPr>
@@ -371,7 +424,7 @@
 </file>
 
 <file path=word/header1.xml><?xml version="1.0" encoding="utf-8"?>
-<w:hdr xmlns:wpc="http://schemas.microsoft.com/office/word/2010/wordprocessingCanvas" xmlns:mc="http://schemas.openxmlformats.org/markup-compatibility/2006" xmlns:o="urn:schemas-microsoft-com:office:office" xmlns:r="http://schemas.openxmlformats.org/officeDocument/2006/relationships" xmlns:m="http://schemas.openxmlformats.org/officeDocument/2006/math" xmlns:v="urn:schemas-microsoft-com:vml" xmlns:wp14="http://schemas.microsoft.com/office/word/2010/wordprocessingDrawing" xmlns:wp="http://schemas.openxmlformats.org/drawingml/2006/wordprocessingDrawing" xmlns:w10="urn:schemas-microsoft-com:office:word" xmlns:w="http://schemas.openxmlformats.org/wordprocessingml/2006/main" xmlns:w14="http://schemas.microsoft.com/office/word/2010/wordml" xmlns:w15="http://schemas.microsoft.com/office/word/2012/wordml" xmlns:wpg="http://schemas.microsoft.com/office/word/2010/wordprocessingGroup" xmlns:wpi="http://schemas.microsoft.com/office/word/2010/wordprocessingInk" xmlns:wne="http://schemas.microsoft.com/office/word/2006/wordml" xmlns:wps="http://schemas.microsoft.com/office/word/2010/wordprocessingShape" mc:Ignorable="w14 w15 wp14">
+<w:hdr xmlns:wpc="http://schemas.microsoft.com/office/word/2010/wordprocessingCanvas" xmlns:cx="http://schemas.microsoft.com/office/drawing/2014/chartex" xmlns:cx1="http://schemas.microsoft.com/office/drawing/2015/9/8/chartex" xmlns:cx2="http://schemas.microsoft.com/office/drawing/2015/10/21/chartex" xmlns:cx3="http://schemas.microsoft.com/office/drawing/2016/5/9/chartex" xmlns:cx4="http://schemas.microsoft.com/office/drawing/2016/5/10/chartex" xmlns:cx5="http://schemas.microsoft.com/office/drawing/2016/5/11/chartex" xmlns:cx6="http://schemas.microsoft.com/office/drawing/2016/5/12/chartex" xmlns:cx7="http://schemas.microsoft.com/office/drawing/2016/5/13/chartex" xmlns:cx8="http://schemas.microsoft.com/office/drawing/2016/5/14/chartex" xmlns:mc="http://schemas.openxmlformats.org/markup-compatibility/2006" xmlns:aink="http://schemas.microsoft.com/office/drawing/2016/ink" xmlns:am3d="http://schemas.microsoft.com/office/drawing/2017/model3d" xmlns:o="urn:schemas-microsoft-com:office:office" xmlns:oel="http://schemas.microsoft.com/office/2019/extlst" xmlns:r="http://schemas.openxmlformats.org/officeDocument/2006/relationships" xmlns:m="http://schemas.openxmlformats.org/officeDocument/2006/math" xmlns:v="urn:schemas-microsoft-com:vml" xmlns:wp14="http://schemas.microsoft.com/office/word/2010/wordprocessingDrawing" xmlns:wp="http://schemas.openxmlformats.org/drawingml/2006/wordprocessingDrawing" xmlns:w10="urn:schemas-microsoft-com:office:word" xmlns:w="http://schemas.openxmlformats.org/wordprocessingml/2006/main" xmlns:w14="http://schemas.microsoft.com/office/word/2010/wordml" xmlns:w15="http://schemas.microsoft.com/office/word/2012/wordml" xmlns:w16cex="http://schemas.microsoft.com/office/word/2018/wordml/cex" xmlns:w16cid="http://schemas.microsoft.com/office/word/2016/wordml/cid" xmlns:w16="http://schemas.microsoft.com/office/word/2018/wordml" xmlns:w16du="http://schemas.microsoft.com/office/word/2023/wordml/word16du" xmlns:w16sdtdh="http://schemas.microsoft.com/office/word/2020/wordml/sdtdatahash" xmlns:w16sdtfl="http://schemas.microsoft.com/office/word/2024/wordml/sdtformatlock" xmlns:w16se="http://schemas.microsoft.com/office/word/2015/wordml/symex" xmlns:wpg="http://schemas.microsoft.com/office/word/2010/wordprocessingGroup" xmlns:wpi="http://schemas.microsoft.com/office/word/2010/wordprocessingInk" xmlns:wne="http://schemas.microsoft.com/office/word/2006/wordml" xmlns:wps="http://schemas.microsoft.com/office/word/2010/wordprocessingShape" mc:Ignorable="w14 w15 w16se w16cid w16 w16cex w16sdtdh w16sdtfl w16du wp14">
   <w:p>
     <w:pPr>
       <w:pStyle w:val="Header"/>
@@ -460,7 +513,7 @@
 </file>
 
 <file path=word/numbering.xml><?xml version="1.0" encoding="utf-8"?>
-<w:numbering xmlns:wpc="http://schemas.microsoft.com/office/word/2010/wordprocessingCanvas" xmlns:mc="http://schemas.openxmlformats.org/markup-compatibility/2006" xmlns:o="urn:schemas-microsoft-com:office:office" xmlns:r="http://schemas.openxmlformats.org/officeDocument/2006/relationships" xmlns:m="http://schemas.openxmlformats.org/officeDocument/2006/math" xmlns:v="urn:schemas-microsoft-com:vml" xmlns:wp14="http://schemas.microsoft.com/office/word/2010/wordprocessingDrawing" xmlns:wp="http://schemas.openxmlformats.org/drawingml/2006/wordprocessingDrawing" xmlns:w10="urn:schemas-microsoft-com:office:word" xmlns:w="http://schemas.openxmlformats.org/wordprocessingml/2006/main" xmlns:w14="http://schemas.microsoft.com/office/word/2010/wordml" xmlns:w15="http://schemas.microsoft.com/office/word/2012/wordml" xmlns:wpg="http://schemas.microsoft.com/office/word/2010/wordprocessingGroup" xmlns:wpi="http://schemas.microsoft.com/office/word/2010/wordprocessingInk" xmlns:wne="http://schemas.microsoft.com/office/word/2006/wordml" xmlns:wps="http://schemas.microsoft.com/office/word/2010/wordprocessingShape" mc:Ignorable="w14 w15 wp14">
+<w:numbering xmlns:wpc="http://schemas.microsoft.com/office/word/2010/wordprocessingCanvas" xmlns:cx="http://schemas.microsoft.com/office/drawing/2014/chartex" xmlns:cx1="http://schemas.microsoft.com/office/drawing/2015/9/8/chartex" xmlns:cx2="http://schemas.microsoft.com/office/drawing/2015/10/21/chartex" xmlns:cx3="http://schemas.microsoft.com/office/drawing/2016/5/9/chartex" xmlns:cx4="http://schemas.microsoft.com/office/drawing/2016/5/10/chartex" xmlns:cx5="http://schemas.microsoft.com/office/drawing/2016/5/11/chartex" xmlns:cx6="http://schemas.microsoft.com/office/drawing/2016/5/12/chartex" xmlns:cx7="http://schemas.microsoft.com/office/drawing/2016/5/13/chartex" xmlns:cx8="http://schemas.microsoft.com/office/drawing/2016/5/14/chartex" xmlns:mc="http://schemas.openxmlformats.org/markup-compatibility/2006" xmlns:aink="http://schemas.microsoft.com/office/drawing/2016/ink" xmlns:am3d="http://schemas.microsoft.com/office/drawing/2017/model3d" xmlns:o="urn:schemas-microsoft-com:office:office" xmlns:oel="http://schemas.microsoft.com/office/2019/extlst" xmlns:r="http://schemas.openxmlformats.org/officeDocument/2006/relationships" xmlns:m="http://schemas.openxmlformats.org/officeDocument/2006/math" xmlns:v="urn:schemas-microsoft-com:vml" xmlns:wp14="http://schemas.microsoft.com/office/word/2010/wordprocessingDrawing" xmlns:wp="http://schemas.openxmlformats.org/drawingml/2006/wordprocessingDrawing" xmlns:w10="urn:schemas-microsoft-com:office:word" xmlns:w="http://schemas.openxmlformats.org/wordprocessingml/2006/main" xmlns:w14="http://schemas.microsoft.com/office/word/2010/wordml" xmlns:w15="http://schemas.microsoft.com/office/word/2012/wordml" xmlns:w16cex="http://schemas.microsoft.com/office/word/2018/wordml/cex" xmlns:w16cid="http://schemas.microsoft.com/office/word/2016/wordml/cid" xmlns:w16="http://schemas.microsoft.com/office/word/2018/wordml" xmlns:w16du="http://schemas.microsoft.com/office/word/2023/wordml/word16du" xmlns:w16sdtdh="http://schemas.microsoft.com/office/word/2020/wordml/sdtdatahash" xmlns:w16sdtfl="http://schemas.microsoft.com/office/word/2024/wordml/sdtformatlock" xmlns:w16se="http://schemas.microsoft.com/office/word/2015/wordml/symex" xmlns:wpg="http://schemas.microsoft.com/office/word/2010/wordprocessingGroup" xmlns:wpi="http://schemas.microsoft.com/office/word/2010/wordprocessingInk" xmlns:wne="http://schemas.microsoft.com/office/word/2006/wordml" xmlns:wps="http://schemas.microsoft.com/office/word/2010/wordprocessingShape" mc:Ignorable="w14 w15 w16se w16cid w16 w16cex w16sdtdh w16sdtfl w16du wp14">
   <w:abstractNum w:abstractNumId="0" w15:restartNumberingAfterBreak="0">
     <w:nsid w:val="7CD1273C"/>
     <w:multiLevelType w:val="multilevel"/>
@@ -610,14 +663,14 @@
       </w:rPr>
     </w:lvl>
   </w:abstractNum>
-  <w:num w:numId="1">
+  <w:num w:numId="1" w16cid:durableId="1562445321">
     <w:abstractNumId w:val="0"/>
   </w:num>
 </w:numbering>
 </file>
 
 <file path=word/styles.xml><?xml version="1.0" encoding="utf-8"?>
-<w:styles xmlns:mc="http://schemas.openxmlformats.org/markup-compatibility/2006" xmlns:r="http://schemas.openxmlformats.org/officeDocument/2006/relationships" xmlns:w="http://schemas.openxmlformats.org/wordprocessingml/2006/main" xmlns:w14="http://schemas.microsoft.com/office/word/2010/wordml" xmlns:w15="http://schemas.microsoft.com/office/word/2012/wordml" mc:Ignorable="w14 w15">
+<w:styles xmlns:mc="http://schemas.openxmlformats.org/markup-compatibility/2006" xmlns:r="http://schemas.openxmlformats.org/officeDocument/2006/relationships" xmlns:w="http://schemas.openxmlformats.org/wordprocessingml/2006/main" xmlns:w14="http://schemas.microsoft.com/office/word/2010/wordml" xmlns:w15="http://schemas.microsoft.com/office/word/2012/wordml" xmlns:w16cex="http://schemas.microsoft.com/office/word/2018/wordml/cex" xmlns:w16cid="http://schemas.microsoft.com/office/word/2016/wordml/cid" xmlns:w16="http://schemas.microsoft.com/office/word/2018/wordml" xmlns:w16du="http://schemas.microsoft.com/office/word/2023/wordml/word16du" xmlns:w16sdtdh="http://schemas.microsoft.com/office/word/2020/wordml/sdtdatahash" xmlns:w16sdtfl="http://schemas.microsoft.com/office/word/2024/wordml/sdtformatlock" xmlns:w16se="http://schemas.microsoft.com/office/word/2015/wordml/symex" mc:Ignorable="w14 w15 w16se w16cid w16 w16cex w16sdtdh w16sdtfl w16du">
   <w:docDefaults>
     <w:rPrDefault>
       <w:rPr>
@@ -635,7 +688,7 @@
       </w:pPr>
     </w:pPrDefault>
   </w:docDefaults>
-  <w:latentStyles w:defLockedState="0" w:defUIPriority="99" w:defSemiHidden="0" w:defUnhideWhenUsed="0" w:defQFormat="0" w:count="371">
+  <w:latentStyles w:defLockedState="0" w:defUIPriority="99" w:defSemiHidden="0" w:defUnhideWhenUsed="0" w:defQFormat="0" w:count="376">
     <w:lsdException w:name="Normal" w:uiPriority="0" w:qFormat="1"/>
     <w:lsdException w:name="heading 1" w:uiPriority="9" w:qFormat="1"/>
     <w:lsdException w:name="heading 2" w:semiHidden="1" w:uiPriority="9" w:unhideWhenUsed="1" w:qFormat="1"/>
@@ -1007,6 +1060,11 @@
     <w:lsdException w:name="List Table 5 Dark Accent 6" w:uiPriority="50"/>
     <w:lsdException w:name="List Table 6 Colorful Accent 6" w:uiPriority="51"/>
     <w:lsdException w:name="List Table 7 Colorful Accent 6" w:uiPriority="52"/>
+    <w:lsdException w:name="Mention" w:semiHidden="1" w:unhideWhenUsed="1"/>
+    <w:lsdException w:name="Smart Hyperlink" w:semiHidden="1" w:unhideWhenUsed="1"/>
+    <w:lsdException w:name="Hashtag" w:semiHidden="1" w:unhideWhenUsed="1"/>
+    <w:lsdException w:name="Unresolved Mention" w:semiHidden="1" w:unhideWhenUsed="1"/>
+    <w:lsdException w:name="Smart Link" w:semiHidden="1" w:unhideWhenUsed="1"/>
   </w:latentStyles>
   <w:style w:type="paragraph" w:default="1" w:styleId="Normal">
     <w:name w:val="Normal"/>
